--- a/forFTP_FSConvergenceCzMat/FSConvergence_CzM_006a_PL_ver_01.docx
+++ b/forFTP_FSConvergenceCzMat/FSConvergence_CzM_006a_PL_ver_01.docx
@@ -14555,6 +14555,29 @@
     <w:p>
       <w:pPr>
         <w:pStyle w:val="BodyText"/>
+        <w:rPr>
+          <w:rFonts w:asciiTheme="majorHAnsi" w:hAnsiTheme="majorHAnsi"/>
+          <w:sz w:val="40"/>
+          <w:szCs w:val="40"/>
+        </w:rPr>
+      </w:pPr>
+      <w:r>
+        <w:rPr>
+          <w:rFonts w:asciiTheme="majorHAnsi" w:hAnsiTheme="majorHAnsi"/>
+          <w:sz w:val="40"/>
+          <w:szCs w:val="40"/>
+        </w:rPr>
+        <w:t>Literatura</w:t>
+      </w:r>
+    </w:p>
+    <w:p>
+      <w:pPr>
+        <w:pStyle w:val="BodyText"/>
+      </w:pPr>
+    </w:p>
+    <w:p>
+      <w:pPr>
+        <w:pStyle w:val="BodyText"/>
       </w:pPr>
       <w:r>
         <w:t xml:space="preserve">[Fol] </w:t>
@@ -14694,6 +14717,7 @@
         <w:pStyle w:val="BodyText"/>
       </w:pPr>
       <w:r>
+        <w:lastRenderedPageBreak/>
         <w:t xml:space="preserve">[Tol] </w:t>
       </w:r>
       <w:r>

--- a/forFTP_FSConvergenceCzMat/FSConvergence_CzM_006a_PL_ver_01.docx
+++ b/forFTP_FSConvergenceCzMat/FSConvergence_CzM_006a_PL_ver_01.docx
@@ -37,8 +37,15 @@
     <w:p>
       <w:pPr>
         <w:pStyle w:val="Heading1"/>
+        <w:numPr>
+          <w:ilvl w:val="0"/>
+          <w:numId w:val="2"/>
+        </w:numPr>
       </w:pPr>
       <w:bookmarkStart w:id="0" w:name="sec1"/>
+      <w:r>
+        <w:t xml:space="preserve"> </w:t>
+      </w:r>
       <w:r>
         <w:t>Wprowadzenie</w:t>
       </w:r>
@@ -1954,11 +1961,18 @@
     <w:p>
       <w:pPr>
         <w:pStyle w:val="Heading1"/>
+        <w:numPr>
+          <w:ilvl w:val="0"/>
+          <w:numId w:val="2"/>
+        </w:numPr>
       </w:pPr>
       <w:bookmarkStart w:id="1" w:name="sec2"/>
       <w:bookmarkEnd w:id="0"/>
       <w:r>
         <w:lastRenderedPageBreak/>
+        <w:t xml:space="preserve"> </w:t>
+      </w:r>
+      <w:r>
         <w:t>Wyprowadzenie wzoru na sumę cosinusów</w:t>
       </w:r>
     </w:p>
@@ -4379,11 +4393,18 @@
     <w:p>
       <w:pPr>
         <w:pStyle w:val="Heading1"/>
+        <w:numPr>
+          <w:ilvl w:val="0"/>
+          <w:numId w:val="2"/>
+        </w:numPr>
       </w:pPr>
       <w:bookmarkStart w:id="2" w:name="zastosowanie-wzoru-na-sumę-cosinusów"/>
       <w:bookmarkEnd w:id="1"/>
       <w:r>
         <w:lastRenderedPageBreak/>
+        <w:t xml:space="preserve"> </w:t>
+      </w:r>
+      <w:r>
         <w:t>Zastosowanie wzoru na sumę cosinusów</w:t>
       </w:r>
     </w:p>
@@ -6391,9 +6412,16 @@
     <w:p>
       <w:pPr>
         <w:pStyle w:val="Heading1"/>
+        <w:numPr>
+          <w:ilvl w:val="0"/>
+          <w:numId w:val="2"/>
+        </w:numPr>
       </w:pPr>
       <w:bookmarkStart w:id="3" w:name="final_result"/>
       <w:bookmarkEnd w:id="2"/>
+      <w:r>
+        <w:t xml:space="preserve"> </w:t>
+      </w:r>
       <w:r>
         <w:t>Przejście do granicy i rezultat końcowy</w:t>
       </w:r>
@@ -8236,9 +8264,16 @@
     <w:p>
       <w:pPr>
         <w:pStyle w:val="Heading1"/>
+        <w:numPr>
+          <w:ilvl w:val="0"/>
+          <w:numId w:val="2"/>
+        </w:numPr>
       </w:pPr>
       <w:bookmarkStart w:id="4" w:name="sec-Geometric_series_evaluation"/>
       <w:bookmarkEnd w:id="3"/>
+      <w:r>
+        <w:t xml:space="preserve"> </w:t>
+      </w:r>
       <w:r>
         <w:t>Obliczenie sumy szeregu geometrycznego</w:t>
       </w:r>
@@ -12847,9 +12882,16 @@
     <w:p>
       <w:pPr>
         <w:pStyle w:val="Heading1"/>
+        <w:numPr>
+          <w:ilvl w:val="0"/>
+          <w:numId w:val="2"/>
+        </w:numPr>
       </w:pPr>
       <w:bookmarkStart w:id="5" w:name="sec-Dirichlet_integral_evaluation"/>
       <w:bookmarkEnd w:id="4"/>
+      <w:r>
+        <w:t xml:space="preserve"> </w:t>
+      </w:r>
       <w:r>
         <w:t>Obliczenie całki Dirichleta</w:t>
       </w:r>
@@ -14847,8 +14889,100 @@
       </w:pPr>
     </w:lvl>
   </w:abstractNum>
+  <w:abstractNum w:abstractNumId="1" w15:restartNumberingAfterBreak="0">
+    <w:nsid w:val="6C02637C"/>
+    <w:multiLevelType w:val="hybridMultilevel"/>
+    <w:tmpl w:val="01DC9862"/>
+    <w:lvl w:ilvl="0" w:tplc="0415000F">
+      <w:start w:val="1"/>
+      <w:numFmt w:val="decimal"/>
+      <w:lvlText w:val="%1."/>
+      <w:lvlJc w:val="left"/>
+      <w:pPr>
+        <w:ind w:left="720" w:hanging="360"/>
+      </w:pPr>
+      <w:rPr>
+        <w:rFonts w:hint="default"/>
+      </w:rPr>
+    </w:lvl>
+    <w:lvl w:ilvl="1" w:tplc="04150019" w:tentative="1">
+      <w:start w:val="1"/>
+      <w:numFmt w:val="lowerLetter"/>
+      <w:lvlText w:val="%2."/>
+      <w:lvlJc w:val="left"/>
+      <w:pPr>
+        <w:ind w:left="1440" w:hanging="360"/>
+      </w:pPr>
+    </w:lvl>
+    <w:lvl w:ilvl="2" w:tplc="0415001B" w:tentative="1">
+      <w:start w:val="1"/>
+      <w:numFmt w:val="lowerRoman"/>
+      <w:lvlText w:val="%3."/>
+      <w:lvlJc w:val="right"/>
+      <w:pPr>
+        <w:ind w:left="2160" w:hanging="180"/>
+      </w:pPr>
+    </w:lvl>
+    <w:lvl w:ilvl="3" w:tplc="0415000F" w:tentative="1">
+      <w:start w:val="1"/>
+      <w:numFmt w:val="decimal"/>
+      <w:lvlText w:val="%4."/>
+      <w:lvlJc w:val="left"/>
+      <w:pPr>
+        <w:ind w:left="2880" w:hanging="360"/>
+      </w:pPr>
+    </w:lvl>
+    <w:lvl w:ilvl="4" w:tplc="04150019" w:tentative="1">
+      <w:start w:val="1"/>
+      <w:numFmt w:val="lowerLetter"/>
+      <w:lvlText w:val="%5."/>
+      <w:lvlJc w:val="left"/>
+      <w:pPr>
+        <w:ind w:left="3600" w:hanging="360"/>
+      </w:pPr>
+    </w:lvl>
+    <w:lvl w:ilvl="5" w:tplc="0415001B" w:tentative="1">
+      <w:start w:val="1"/>
+      <w:numFmt w:val="lowerRoman"/>
+      <w:lvlText w:val="%6."/>
+      <w:lvlJc w:val="right"/>
+      <w:pPr>
+        <w:ind w:left="4320" w:hanging="180"/>
+      </w:pPr>
+    </w:lvl>
+    <w:lvl w:ilvl="6" w:tplc="0415000F" w:tentative="1">
+      <w:start w:val="1"/>
+      <w:numFmt w:val="decimal"/>
+      <w:lvlText w:val="%7."/>
+      <w:lvlJc w:val="left"/>
+      <w:pPr>
+        <w:ind w:left="5040" w:hanging="360"/>
+      </w:pPr>
+    </w:lvl>
+    <w:lvl w:ilvl="7" w:tplc="04150019" w:tentative="1">
+      <w:start w:val="1"/>
+      <w:numFmt w:val="lowerLetter"/>
+      <w:lvlText w:val="%8."/>
+      <w:lvlJc w:val="left"/>
+      <w:pPr>
+        <w:ind w:left="5760" w:hanging="360"/>
+      </w:pPr>
+    </w:lvl>
+    <w:lvl w:ilvl="8" w:tplc="0415001B" w:tentative="1">
+      <w:start w:val="1"/>
+      <w:numFmt w:val="lowerRoman"/>
+      <w:lvlText w:val="%9."/>
+      <w:lvlJc w:val="right"/>
+      <w:pPr>
+        <w:ind w:left="6480" w:hanging="180"/>
+      </w:pPr>
+    </w:lvl>
+  </w:abstractNum>
   <w:num w:numId="1" w16cid:durableId="889999758">
     <w:abstractNumId w:val="0"/>
+  </w:num>
+  <w:num w:numId="2" w16cid:durableId="1028139754">
+    <w:abstractNumId w:val="1"/>
   </w:num>
 </w:numbering>
 </file>
